--- a/01-嵌入式操作系统及应用/01-教案/嵌入式操作系统及应用-20.docx
+++ b/01-嵌入式操作系统及应用/01-教案/嵌入式操作系统及应用-20.docx
@@ -113,6 +113,7 @@
             <w:insideH w:val="single" w:color="auto" w:sz="4" w:space="0"/>
             <w:insideV w:val="single" w:color="auto" w:sz="4" w:space="0"/>
           </w:tblBorders>
+          <w:shd w:val="clear" w:color="auto" w:fill="FFFFFF"/>
           <w:tblCellMar>
             <w:top w:w="0" w:type="dxa"/>
             <w:left w:w="108" w:type="dxa"/>
@@ -234,6 +235,21 @@
                 <w:lang w:val="en-US" w:eastAsia="zh-CN"/>
               </w:rPr>
             </w:pPr>
+            <w:r>
+              <w:rPr>
+                <w:rFonts w:ascii="Segoe UI" w:hAnsi="Segoe UI" w:eastAsia="Segoe UI" w:cs="Segoe UI"/>
+                <w:i w:val="0"/>
+                <w:iCs w:val="0"/>
+                <w:caps w:val="0"/>
+                <w:spacing w:val="0"/>
+                <w:sz w:val="16"/>
+                <w:szCs w:val="16"/>
+                <w:shd w:val="clear" w:fill="FBFBFB"/>
+              </w:rPr>
+              <w:t>2025-12-05</w:t>
+            </w:r>
+            <w:bookmarkStart w:id="0" w:name="_GoBack"/>
+            <w:bookmarkEnd w:id="0"/>
           </w:p>
         </w:tc>
       </w:tr>
@@ -317,33 +333,6 @@
               </w:rPr>
               <w:t>物联网2411</w:t>
             </w:r>
-            <w:r>
-              <w:rPr>
-                <w:rFonts w:hint="eastAsia" w:ascii="宋体" w:hAnsi="宋体" w:eastAsia="宋体" w:cs="宋体"/>
-                <w:sz w:val="21"/>
-                <w:szCs w:val="21"/>
-                <w:lang w:val="en-US" w:eastAsia="zh-CN"/>
-              </w:rPr>
-              <w:t>|</w:t>
-            </w:r>
-            <w:r>
-              <w:rPr>
-                <w:rFonts w:hint="eastAsia" w:ascii="宋体" w:hAnsi="宋体" w:eastAsia="宋体" w:cs="宋体"/>
-                <w:sz w:val="21"/>
-                <w:szCs w:val="21"/>
-                <w:lang w:eastAsia="zh-CN"/>
-              </w:rPr>
-              <w:t>物联网241</w:t>
-            </w:r>
-            <w:r>
-              <w:rPr>
-                <w:rFonts w:hint="eastAsia" w:ascii="宋体" w:hAnsi="宋体" w:eastAsia="宋体" w:cs="宋体"/>
-                <w:sz w:val="21"/>
-                <w:szCs w:val="21"/>
-                <w:lang w:val="en-US" w:eastAsia="zh-CN"/>
-              </w:rPr>
-              <w:t>2</w:t>
-            </w:r>
           </w:p>
         </w:tc>
         <w:tc>
@@ -815,7 +804,6 @@
                 <w:spacing w:val="0"/>
                 <w:sz w:val="17"/>
                 <w:szCs w:val="17"/>
-                <w:bdr w:val="none" w:color="auto" w:sz="0" w:space="0"/>
                 <w:shd w:val="clear" w:fill="F0F0F0"/>
               </w:rPr>
               <w:t>LzGpioInit()</w:t>
@@ -845,7 +833,6 @@
                 <w:spacing w:val="0"/>
                 <w:sz w:val="17"/>
                 <w:szCs w:val="17"/>
-                <w:bdr w:val="none" w:color="auto" w:sz="0" w:space="0"/>
                 <w:shd w:val="clear" w:fill="F0F0F0"/>
               </w:rPr>
               <w:t>LzGpioSetDir()</w:t>
@@ -875,7 +862,6 @@
                 <w:spacing w:val="0"/>
                 <w:sz w:val="17"/>
                 <w:szCs w:val="17"/>
-                <w:bdr w:val="none" w:color="auto" w:sz="0" w:space="0"/>
                 <w:shd w:val="clear" w:fill="F0F0F0"/>
               </w:rPr>
               <w:t>LzGpioSetVal()</w:t>
@@ -905,7 +891,6 @@
                 <w:spacing w:val="0"/>
                 <w:sz w:val="17"/>
                 <w:szCs w:val="17"/>
-                <w:bdr w:val="none" w:color="auto" w:sz="0" w:space="0"/>
                 <w:shd w:val="clear" w:fill="F0F0F0"/>
               </w:rPr>
               <w:t>LzGpioGetVal()</w:t>
@@ -1019,7 +1004,6 @@
                 <w:spacing w:val="0"/>
                 <w:sz w:val="17"/>
                 <w:szCs w:val="17"/>
-                <w:bdr w:val="none" w:color="auto" w:sz="0" w:space="0"/>
                 <w:shd w:val="clear" w:fill="F0F0F0"/>
               </w:rPr>
               <w:t>b9_gpio</w:t>
@@ -1077,7 +1061,6 @@
                 <w:spacing w:val="0"/>
                 <w:sz w:val="17"/>
                 <w:szCs w:val="17"/>
-                <w:bdr w:val="none" w:color="auto" w:sz="0" w:space="0"/>
                 <w:shd w:val="clear" w:fill="F0F0F0"/>
               </w:rPr>
               <w:t>BUILD.gn</w:t>
@@ -1107,7 +1090,6 @@
                 <w:spacing w:val="0"/>
                 <w:sz w:val="17"/>
                 <w:szCs w:val="17"/>
-                <w:bdr w:val="none" w:color="auto" w:sz="0" w:space="0"/>
                 <w:shd w:val="clear" w:fill="F0F0F0"/>
               </w:rPr>
               <w:t>Makefile</w:t>
@@ -1258,7 +1240,6 @@
                 <w:spacing w:val="0"/>
                 <w:sz w:val="17"/>
                 <w:szCs w:val="17"/>
-                <w:bdr w:val="none" w:color="auto" w:sz="0" w:space="0"/>
                 <w:shd w:val="clear" w:fill="F0F0F0"/>
               </w:rPr>
               <w:t>PinctrlSet()</w:t>
@@ -1447,7 +1428,6 @@
                 <w:spacing w:val="0"/>
                 <w:sz w:val="17"/>
                 <w:szCs w:val="17"/>
-                <w:bdr w:val="none" w:color="auto" w:sz="0" w:space="0"/>
                 <w:shd w:val="clear" w:fill="F0F0F0"/>
               </w:rPr>
               <w:t>LzGpioInit(GPIO0_PA0)</w:t>
@@ -1477,7 +1457,6 @@
                 <w:spacing w:val="0"/>
                 <w:sz w:val="17"/>
                 <w:szCs w:val="17"/>
-                <w:bdr w:val="none" w:color="auto" w:sz="0" w:space="0"/>
                 <w:shd w:val="clear" w:fill="F0F0F0"/>
               </w:rPr>
               <w:t>LzGpioSetDir()</w:t>
@@ -1507,7 +1486,6 @@
                 <w:spacing w:val="0"/>
                 <w:sz w:val="17"/>
                 <w:szCs w:val="17"/>
-                <w:bdr w:val="none" w:color="auto" w:sz="0" w:space="0"/>
                 <w:shd w:val="clear" w:fill="F0F0F0"/>
               </w:rPr>
               <w:t>LzGpioSetVal()</w:t>
@@ -1565,7 +1543,6 @@
                 <w:spacing w:val="0"/>
                 <w:sz w:val="17"/>
                 <w:szCs w:val="17"/>
-                <w:bdr w:val="none" w:color="auto" w:sz="0" w:space="0"/>
                 <w:shd w:val="clear" w:fill="F0F0F0"/>
               </w:rPr>
               <w:t>BUILD.gn</w:t>
@@ -1595,7 +1572,6 @@
                 <w:spacing w:val="0"/>
                 <w:sz w:val="17"/>
                 <w:szCs w:val="17"/>
-                <w:bdr w:val="none" w:color="auto" w:sz="0" w:space="0"/>
                 <w:shd w:val="clear" w:fill="F0F0F0"/>
               </w:rPr>
               <w:t>./b9_gpio:gpio_example</w:t>
@@ -1625,7 +1601,6 @@
                 <w:spacing w:val="0"/>
                 <w:sz w:val="17"/>
                 <w:szCs w:val="17"/>
-                <w:bdr w:val="none" w:color="auto" w:sz="0" w:space="0"/>
                 <w:shd w:val="clear" w:fill="F0F0F0"/>
               </w:rPr>
               <w:t>Makefile</w:t>
@@ -1655,7 +1630,6 @@
                 <w:spacing w:val="0"/>
                 <w:sz w:val="17"/>
                 <w:szCs w:val="17"/>
-                <w:bdr w:val="none" w:color="auto" w:sz="0" w:space="0"/>
                 <w:shd w:val="clear" w:fill="F0F0F0"/>
               </w:rPr>
               <w:t>-lgpio_example</w:t>
@@ -1769,7 +1743,6 @@
                 <w:spacing w:val="0"/>
                 <w:sz w:val="17"/>
                 <w:szCs w:val="17"/>
-                <w:bdr w:val="none" w:color="auto" w:sz="0" w:space="0"/>
                 <w:shd w:val="clear" w:fill="F0F0F0"/>
               </w:rPr>
               <w:t>PinctrlSet()</w:t>
@@ -1799,7 +1772,6 @@
                 <w:spacing w:val="0"/>
                 <w:sz w:val="17"/>
                 <w:szCs w:val="17"/>
-                <w:bdr w:val="none" w:color="auto" w:sz="0" w:space="0"/>
                 <w:shd w:val="clear" w:fill="F0F0F0"/>
               </w:rPr>
               <w:t>MUX_FUNC0</w:t>
@@ -3100,7 +3072,6 @@
                 <w:spacing w:val="0"/>
                 <w:sz w:val="17"/>
                 <w:szCs w:val="17"/>
-                <w:bdr w:val="none" w:color="auto" w:sz="0" w:space="0"/>
                 <w:shd w:val="clear" w:fill="F0F0F0"/>
               </w:rPr>
               <w:t>LzGpioSetDir()</w:t>
@@ -4227,7 +4198,6 @@
                 <w:spacing w:val="0"/>
                 <w:sz w:val="17"/>
                 <w:szCs w:val="17"/>
-                <w:bdr w:val="none" w:color="auto" w:sz="0" w:space="0"/>
                 <w:shd w:val="clear" w:fill="F0F0F0"/>
               </w:rPr>
               <w:t>LzGpioInit()</w:t>
@@ -4257,7 +4227,6 @@
                 <w:spacing w:val="0"/>
                 <w:sz w:val="17"/>
                 <w:szCs w:val="17"/>
-                <w:bdr w:val="none" w:color="auto" w:sz="0" w:space="0"/>
                 <w:shd w:val="clear" w:fill="F0F0F0"/>
               </w:rPr>
               <w:t>LzGpioSetDir()</w:t>
@@ -4287,7 +4256,6 @@
                 <w:spacing w:val="0"/>
                 <w:sz w:val="17"/>
                 <w:szCs w:val="17"/>
-                <w:bdr w:val="none" w:color="auto" w:sz="0" w:space="0"/>
                 <w:shd w:val="clear" w:fill="F0F0F0"/>
               </w:rPr>
               <w:t>LZGPIO_DIR_IN</w:t>
@@ -4317,7 +4285,6 @@
                 <w:spacing w:val="0"/>
                 <w:sz w:val="17"/>
                 <w:szCs w:val="17"/>
-                <w:bdr w:val="none" w:color="auto" w:sz="0" w:space="0"/>
                 <w:shd w:val="clear" w:fill="F0F0F0"/>
               </w:rPr>
               <w:t>OUT</w:t>
@@ -4347,7 +4314,6 @@
                 <w:spacing w:val="0"/>
                 <w:sz w:val="17"/>
                 <w:szCs w:val="17"/>
-                <w:bdr w:val="none" w:color="auto" w:sz="0" w:space="0"/>
                 <w:shd w:val="clear" w:fill="F0F0F0"/>
               </w:rPr>
               <w:t>LzGpioSetVal()</w:t>
@@ -4377,7 +4343,6 @@
                 <w:spacing w:val="0"/>
                 <w:sz w:val="17"/>
                 <w:szCs w:val="17"/>
-                <w:bdr w:val="none" w:color="auto" w:sz="0" w:space="0"/>
                 <w:shd w:val="clear" w:fill="F0F0F0"/>
               </w:rPr>
               <w:t>GetVal()</w:t>
@@ -4435,7 +4400,6 @@
                 <w:spacing w:val="0"/>
                 <w:sz w:val="17"/>
                 <w:szCs w:val="17"/>
-                <w:bdr w:val="none" w:color="auto" w:sz="0" w:space="0"/>
                 <w:shd w:val="clear" w:fill="F0F0F0"/>
               </w:rPr>
               <w:t>PinctrlSet()</w:t>
@@ -4465,7 +4429,6 @@
                 <w:spacing w:val="0"/>
                 <w:sz w:val="17"/>
                 <w:szCs w:val="17"/>
-                <w:bdr w:val="none" w:color="auto" w:sz="0" w:space="0"/>
                 <w:shd w:val="clear" w:fill="F0F0F0"/>
               </w:rPr>
               <w:t>MUX_FUNC0</w:t>
@@ -4869,7 +4832,6 @@
                 <w:spacing w:val="0"/>
                 <w:sz w:val="17"/>
                 <w:szCs w:val="17"/>
-                <w:bdr w:val="none" w:color="auto" w:sz="0" w:space="0"/>
                 <w:shd w:val="clear" w:fill="F0F0F0"/>
               </w:rPr>
               <w:t>b9_gpio</w:t>
@@ -4927,7 +4889,6 @@
                 <w:spacing w:val="0"/>
                 <w:sz w:val="17"/>
                 <w:szCs w:val="17"/>
-                <w:bdr w:val="none" w:color="auto" w:sz="0" w:space="0"/>
                 <w:shd w:val="clear" w:fill="F0F0F0"/>
               </w:rPr>
               <w:t>PinctrlSet()</w:t>
@@ -5321,7 +5282,6 @@
                 <w:spacing w:val="0"/>
                 <w:sz w:val="17"/>
                 <w:szCs w:val="17"/>
-                <w:bdr w:val="none" w:color="auto" w:sz="0" w:space="0"/>
                 <w:shd w:val="clear" w:fill="F0F0F0"/>
               </w:rPr>
               <w:t>gpio_process()</w:t>
@@ -5379,7 +5339,6 @@
                 <w:spacing w:val="0"/>
                 <w:sz w:val="17"/>
                 <w:szCs w:val="17"/>
-                <w:bdr w:val="none" w:color="auto" w:sz="0" w:space="0"/>
                 <w:shd w:val="clear" w:fill="F0F0F0"/>
               </w:rPr>
               <w:t>BUILD.gn</w:t>
@@ -5409,7 +5368,6 @@
                 <w:spacing w:val="0"/>
                 <w:sz w:val="17"/>
                 <w:szCs w:val="17"/>
-                <w:bdr w:val="none" w:color="auto" w:sz="0" w:space="0"/>
                 <w:shd w:val="clear" w:fill="F0F0F0"/>
               </w:rPr>
               <w:t>Makefile</w:t>
@@ -5837,7 +5795,6 @@
                 <w:spacing w:val="0"/>
                 <w:sz w:val="17"/>
                 <w:szCs w:val="17"/>
-                <w:bdr w:val="none" w:color="auto" w:sz="0" w:space="0"/>
                 <w:shd w:val="clear" w:fill="F0F0F0"/>
               </w:rPr>
               <w:t>b9_gpio</w:t>
@@ -5923,7 +5880,6 @@
                 <w:spacing w:val="0"/>
                 <w:sz w:val="17"/>
                 <w:szCs w:val="17"/>
-                <w:bdr w:val="none" w:color="auto" w:sz="0" w:space="0"/>
                 <w:shd w:val="clear" w:fill="F0F0F0"/>
               </w:rPr>
               <w:t>BUILD.gn</w:t>
@@ -5953,7 +5909,6 @@
                 <w:spacing w:val="0"/>
                 <w:sz w:val="17"/>
                 <w:szCs w:val="17"/>
-                <w:bdr w:val="none" w:color="auto" w:sz="0" w:space="0"/>
                 <w:shd w:val="clear" w:fill="F0F0F0"/>
               </w:rPr>
               <w:t>Makefile</w:t>
@@ -7059,8 +7014,6 @@
               </w:rPr>
               <w:t>提供复习支持，帮助查漏补缺</w:t>
             </w:r>
-            <w:bookmarkStart w:id="0" w:name="_GoBack"/>
-            <w:bookmarkEnd w:id="0"/>
           </w:p>
         </w:tc>
       </w:tr>
@@ -7201,7 +7154,7 @@
     <w:lsdException w:uiPriority="99" w:name="HTML Acronym"/>
     <w:lsdException w:uiPriority="99" w:name="HTML Address"/>
     <w:lsdException w:uiPriority="99" w:name="HTML Cite"/>
-    <w:lsdException w:uiPriority="99" w:name="HTML Code"/>
+    <w:lsdException w:qFormat="1" w:uiPriority="99" w:name="HTML Code"/>
     <w:lsdException w:uiPriority="99" w:name="HTML Definition"/>
     <w:lsdException w:uiPriority="99" w:name="HTML Keyboard"/>
     <w:lsdException w:uiPriority="99" w:name="HTML Preformatted"/>
@@ -7527,6 +7480,7 @@
     <w:basedOn w:val="9"/>
     <w:semiHidden/>
     <w:unhideWhenUsed/>
+    <w:qFormat/>
     <w:uiPriority w:val="99"/>
     <w:rPr>
       <w:rFonts w:ascii="Courier New" w:hAnsi="Courier New"/>

--- a/01-嵌入式操作系统及应用/01-教案/嵌入式操作系统及应用-20.docx
+++ b/01-嵌入式操作系统及应用/01-教案/嵌入式操作系统及应用-20.docx
@@ -113,7 +113,6 @@
             <w:insideH w:val="single" w:color="auto" w:sz="4" w:space="0"/>
             <w:insideV w:val="single" w:color="auto" w:sz="4" w:space="0"/>
           </w:tblBorders>
-          <w:shd w:val="clear" w:color="auto" w:fill="FFFFFF"/>
           <w:tblCellMar>
             <w:top w:w="0" w:type="dxa"/>
             <w:left w:w="108" w:type="dxa"/>
@@ -237,16 +236,17 @@
             </w:pPr>
             <w:r>
               <w:rPr>
-                <w:rFonts w:ascii="Segoe UI" w:hAnsi="Segoe UI" w:eastAsia="Segoe UI" w:cs="Segoe UI"/>
-                <w:i w:val="0"/>
-                <w:iCs w:val="0"/>
-                <w:caps w:val="0"/>
-                <w:spacing w:val="0"/>
-                <w:sz w:val="16"/>
-                <w:szCs w:val="16"/>
-                <w:shd w:val="clear" w:fill="FBFBFB"/>
-              </w:rPr>
-              <w:t>2025-12-05</w:t>
+                <w:rFonts w:ascii="Noto Sans SC" w:hAnsi="Noto Sans SC" w:eastAsia="Noto Sans SC" w:cs="Noto Sans SC"/>
+                <w:i w:val="0"/>
+                <w:iCs w:val="0"/>
+                <w:caps w:val="0"/>
+                <w:color w:val="000000"/>
+                <w:spacing w:val="0"/>
+                <w:sz w:val="14"/>
+                <w:szCs w:val="14"/>
+                <w:shd w:val="clear" w:fill="FFFFFF"/>
+              </w:rPr>
+              <w:t>2025-12-04</w:t>
             </w:r>
             <w:bookmarkStart w:id="0" w:name="_GoBack"/>
             <w:bookmarkEnd w:id="0"/>
@@ -263,7 +263,6 @@
             <w:insideH w:val="single" w:color="auto" w:sz="4" w:space="0"/>
             <w:insideV w:val="single" w:color="auto" w:sz="4" w:space="0"/>
           </w:tblBorders>
-          <w:shd w:val="clear" w:color="auto" w:fill="FFFFFF"/>
           <w:tblCellMar>
             <w:top w:w="0" w:type="dxa"/>
             <w:left w:w="108" w:type="dxa"/>
@@ -331,7 +330,16 @@
                 <w:szCs w:val="21"/>
                 <w:lang w:eastAsia="zh-CN"/>
               </w:rPr>
-              <w:t>物联网2411</w:t>
+              <w:t>物联网241</w:t>
+            </w:r>
+            <w:r>
+              <w:rPr>
+                <w:rFonts w:hint="eastAsia" w:ascii="宋体" w:hAnsi="宋体" w:eastAsia="宋体" w:cs="宋体"/>
+                <w:sz w:val="21"/>
+                <w:szCs w:val="21"/>
+                <w:lang w:val="en-US" w:eastAsia="zh-CN"/>
+              </w:rPr>
+              <w:t>2</w:t>
             </w:r>
           </w:p>
         </w:tc>
@@ -406,7 +414,6 @@
             <w:insideH w:val="single" w:color="auto" w:sz="4" w:space="0"/>
             <w:insideV w:val="single" w:color="auto" w:sz="4" w:space="0"/>
           </w:tblBorders>
-          <w:shd w:val="clear" w:color="auto" w:fill="FFFFFF"/>
           <w:tblCellMar>
             <w:top w:w="0" w:type="dxa"/>
             <w:left w:w="108" w:type="dxa"/>
@@ -489,7 +496,6 @@
             <w:insideH w:val="single" w:color="auto" w:sz="4" w:space="0"/>
             <w:insideV w:val="single" w:color="auto" w:sz="4" w:space="0"/>
           </w:tblBorders>
-          <w:shd w:val="clear" w:color="auto" w:fill="FFFFFF"/>
           <w:tblCellMar>
             <w:top w:w="0" w:type="dxa"/>
             <w:left w:w="108" w:type="dxa"/>
@@ -1121,7 +1127,6 @@
             <w:insideH w:val="single" w:color="auto" w:sz="4" w:space="0"/>
             <w:insideV w:val="single" w:color="auto" w:sz="4" w:space="0"/>
           </w:tblBorders>
-          <w:shd w:val="clear" w:color="auto" w:fill="FFFFFF"/>
           <w:tblCellMar>
             <w:top w:w="0" w:type="dxa"/>
             <w:left w:w="108" w:type="dxa"/>
@@ -1925,7 +1930,6 @@
             <w:insideH w:val="single" w:color="auto" w:sz="4" w:space="0"/>
             <w:insideV w:val="single" w:color="auto" w:sz="4" w:space="0"/>
           </w:tblBorders>
-          <w:shd w:val="clear" w:color="auto" w:fill="FFFFFF"/>
           <w:tblCellMar>
             <w:top w:w="0" w:type="dxa"/>
             <w:left w:w="108" w:type="dxa"/>
